--- a/01-governance/esop-plan-stock-option-plan.docx
+++ b/01-governance/esop-plan-stock-option-plan.docx
@@ -169,7 +169,7 @@
           <w:sz w:val="22"/>
           <w:szCs w:val="22"/>
         </w:rPr>
-        <w:t xml:space="preserve">This ESOP Plan (the "Plan") is established by Fly GACA Saudi Arabia (LLC) (the "Company") to attract, retain, and incentivize employees, officers, directors, and consultants ("Eligible Persons") by providing equity-linked participation in the growth of the Company.</w:t>
+        <w:t xml:space="preserve">This ESOP Plan (the "Plan") is established by BDA Company International (شركة بدع الدولية) (the "Company") to attract, retain, and incentivize employees, officers, directors, and consultants ("Eligible Persons") by providing equity-linked participation in the growth of the Company.</w:t>
       </w:r>
     </w:p>
     <w:p>
